--- a/August-2026/27/nexifyr-lead-engineer-fhir/Abhisheik_Deo_Resume.docx
+++ b/August-2026/27/nexifyr-lead-engineer-fhir/Abhisheik_Deo_Resume.docx
@@ -631,13 +631,46 @@
         <w:pStyle w:val="Heading2"/>
       </w:pPr>
       <w:r>
-        <w:t>Experience</w:t>
+        <w:t>Professional Experience</w:t>
       </w:r>
     </w:p>
     <w:p>
       <w:pPr>
         <w:pStyle w:val="Heading3"/>
         <w:shd w:val="clear" w:color="auto" w:fill="EBF4FE"/>
+        <w:tabs>
+          <w:tab w:pos="11119" w:val="right"/>
+        </w:tabs>
+      </w:pPr>
+      <w:r>
+        <w:rPr>
+          <w:b/>
+        </w:rPr>
+        <w:t>Principal Software Architect</w:t>
+      </w:r>
+      <w:r>
+        <w:tab/>
+      </w:r>
+      <w:r>
+        <w:rPr>
+          <w:color w:val="000000"/>
+        </w:rPr>
+        <w:t xml:space="preserve">Mar '25 - </w:t>
+      </w:r>
+      <w:r>
+        <w:rPr>
+          <w:b/>
+          <w:color w:val="000000"/>
+        </w:rPr>
+        <w:t>Apr '26</w:t>
+      </w:r>
+    </w:p>
+    <w:p>
+      <w:pPr>
+        <w:pStyle w:val="Heading3"/>
+        <w:tabs>
+          <w:tab w:pos="11119" w:val="right"/>
+        </w:tabs>
       </w:pPr>
       <w:r>
         <w:rPr>
@@ -646,29 +679,13 @@
         <w:t>VoltusWave Technologies</w:t>
       </w:r>
       <w:r>
+        <w:tab/>
+      </w:r>
+      <w:r>
         <w:rPr>
           <w:color w:val="000000"/>
         </w:rPr>
-        <w:t xml:space="preserve"> · Principal Software Architect</w:t>
-      </w:r>
-      <w:r>
-        <w:rPr>
-          <w:color w:val="000000"/>
-        </w:rPr>
-        <w:t xml:space="preserve"> · Mar 2025 – </w:t>
-      </w:r>
-      <w:r>
-        <w:rPr>
-          <w:b/>
-          <w:color w:val="000000"/>
-        </w:rPr>
-        <w:t>Apr 2026</w:t>
-      </w:r>
-      <w:r>
-        <w:rPr>
-          <w:color w:val="000000"/>
-        </w:rPr>
-        <w:t xml:space="preserve"> · Hyderabad</w:t>
+        <w:t>Hyderabad</w:t>
       </w:r>
     </w:p>
     <w:p>
@@ -1449,6 +1466,38 @@
       <w:pPr>
         <w:pStyle w:val="Heading3"/>
         <w:shd w:val="clear" w:color="auto" w:fill="EBF4FE"/>
+        <w:tabs>
+          <w:tab w:pos="11119" w:val="right"/>
+        </w:tabs>
+      </w:pPr>
+      <w:r>
+        <w:rPr>
+          <w:b/>
+        </w:rPr>
+        <w:t>Lead SDE / Sr. Staff Engineer / Staff Software Engineer</w:t>
+      </w:r>
+      <w:r>
+        <w:tab/>
+      </w:r>
+      <w:r>
+        <w:rPr>
+          <w:color w:val="000000"/>
+        </w:rPr>
+        <w:t xml:space="preserve">Dec '19 - </w:t>
+      </w:r>
+      <w:r>
+        <w:rPr>
+          <w:color w:val="000000"/>
+        </w:rPr>
+        <w:t>Feb '25</w:t>
+      </w:r>
+    </w:p>
+    <w:p>
+      <w:pPr>
+        <w:pStyle w:val="Heading3"/>
+        <w:tabs>
+          <w:tab w:pos="11119" w:val="right"/>
+        </w:tabs>
       </w:pPr>
       <w:r>
         <w:rPr>
@@ -1457,28 +1506,13 @@
         <w:t>Deque Software</w:t>
       </w:r>
       <w:r>
+        <w:tab/>
+      </w:r>
+      <w:r>
         <w:rPr>
           <w:color w:val="000000"/>
         </w:rPr>
-        <w:t xml:space="preserve"> · Lead SDE / Sr. Staff Engineer / Staff Software Engineer</w:t>
-      </w:r>
-      <w:r>
-        <w:rPr>
-          <w:color w:val="000000"/>
-        </w:rPr>
-        <w:t xml:space="preserve"> · Dec 2019 – </w:t>
-      </w:r>
-      <w:r>
-        <w:rPr>
-          <w:color w:val="000000"/>
-        </w:rPr>
-        <w:t>Feb 2025</w:t>
-      </w:r>
-      <w:r>
-        <w:rPr>
-          <w:color w:val="000000"/>
-        </w:rPr>
-        <w:t xml:space="preserve"> · Hyderabad</w:t>
+        <w:t>Hyderabad</w:t>
       </w:r>
     </w:p>
     <w:p>
@@ -1912,6 +1946,38 @@
       <w:pPr>
         <w:pStyle w:val="Heading3"/>
         <w:shd w:val="clear" w:color="auto" w:fill="EBF4FE"/>
+        <w:tabs>
+          <w:tab w:pos="11119" w:val="right"/>
+        </w:tabs>
+      </w:pPr>
+      <w:r>
+        <w:rPr>
+          <w:b/>
+        </w:rPr>
+        <w:t>Software Engineer III</w:t>
+      </w:r>
+      <w:r>
+        <w:tab/>
+      </w:r>
+      <w:r>
+        <w:rPr>
+          <w:color w:val="000000"/>
+        </w:rPr>
+        <w:t xml:space="preserve">Aug '18 - </w:t>
+      </w:r>
+      <w:r>
+        <w:rPr>
+          <w:color w:val="000000"/>
+        </w:rPr>
+        <w:t>Jul '19</w:t>
+      </w:r>
+    </w:p>
+    <w:p>
+      <w:pPr>
+        <w:pStyle w:val="Heading3"/>
+        <w:tabs>
+          <w:tab w:pos="11119" w:val="right"/>
+        </w:tabs>
       </w:pPr>
       <w:r>
         <w:rPr>
@@ -1920,28 +1986,13 @@
         <w:t>Rocket Software</w:t>
       </w:r>
       <w:r>
+        <w:tab/>
+      </w:r>
+      <w:r>
         <w:rPr>
           <w:color w:val="000000"/>
         </w:rPr>
-        <w:t xml:space="preserve"> · Software Engineer III</w:t>
-      </w:r>
-      <w:r>
-        <w:rPr>
-          <w:color w:val="000000"/>
-        </w:rPr>
-        <w:t xml:space="preserve"> · Aug 2018 – </w:t>
-      </w:r>
-      <w:r>
-        <w:rPr>
-          <w:color w:val="000000"/>
-        </w:rPr>
-        <w:t>Jul 2019</w:t>
-      </w:r>
-      <w:r>
-        <w:rPr>
-          <w:color w:val="000000"/>
-        </w:rPr>
-        <w:t xml:space="preserve"> · Bangalore</w:t>
+        <w:t>Bangalore</w:t>
       </w:r>
     </w:p>
     <w:p>
@@ -2061,6 +2112,38 @@
       <w:pPr>
         <w:pStyle w:val="Heading3"/>
         <w:shd w:val="clear" w:color="auto" w:fill="EBF4FE"/>
+        <w:tabs>
+          <w:tab w:pos="11119" w:val="right"/>
+        </w:tabs>
+      </w:pPr>
+      <w:r>
+        <w:rPr>
+          <w:b/>
+        </w:rPr>
+        <w:t>Co-Founder &amp; VP of Technology</w:t>
+      </w:r>
+      <w:r>
+        <w:tab/>
+      </w:r>
+      <w:r>
+        <w:rPr>
+          <w:color w:val="000000"/>
+        </w:rPr>
+        <w:t xml:space="preserve">Mar '17 - </w:t>
+      </w:r>
+      <w:r>
+        <w:rPr>
+          <w:color w:val="000000"/>
+        </w:rPr>
+        <w:t>Apr '18</w:t>
+      </w:r>
+    </w:p>
+    <w:p>
+      <w:pPr>
+        <w:pStyle w:val="Heading3"/>
+        <w:tabs>
+          <w:tab w:pos="11119" w:val="right"/>
+        </w:tabs>
       </w:pPr>
       <w:r>
         <w:rPr>
@@ -2069,28 +2152,13 @@
         <w:t>VoltusWave Technologies</w:t>
       </w:r>
       <w:r>
+        <w:tab/>
+      </w:r>
+      <w:r>
         <w:rPr>
           <w:color w:val="000000"/>
         </w:rPr>
-        <w:t xml:space="preserve"> · Co-Founder &amp; VP of Technology</w:t>
-      </w:r>
-      <w:r>
-        <w:rPr>
-          <w:color w:val="000000"/>
-        </w:rPr>
-        <w:t xml:space="preserve"> · Mar 2017 – </w:t>
-      </w:r>
-      <w:r>
-        <w:rPr>
-          <w:color w:val="000000"/>
-        </w:rPr>
-        <w:t>Apr 2018</w:t>
-      </w:r>
-      <w:r>
-        <w:rPr>
-          <w:color w:val="000000"/>
-        </w:rPr>
-        <w:t xml:space="preserve"> · Hyderabad</w:t>
+        <w:t>Hyderabad</w:t>
       </w:r>
     </w:p>
     <w:p>
@@ -2172,6 +2240,38 @@
       <w:pPr>
         <w:pStyle w:val="Heading3"/>
         <w:shd w:val="clear" w:color="auto" w:fill="EBF4FE"/>
+        <w:tabs>
+          <w:tab w:pos="11119" w:val="right"/>
+        </w:tabs>
+      </w:pPr>
+      <w:r>
+        <w:rPr>
+          <w:b/>
+        </w:rPr>
+        <w:t>Senior Software Engineer</w:t>
+      </w:r>
+      <w:r>
+        <w:tab/>
+      </w:r>
+      <w:r>
+        <w:rPr>
+          <w:color w:val="000000"/>
+        </w:rPr>
+        <w:t xml:space="preserve">Mar '16 - </w:t>
+      </w:r>
+      <w:r>
+        <w:rPr>
+          <w:color w:val="000000"/>
+        </w:rPr>
+        <w:t>Mar '17</w:t>
+      </w:r>
+    </w:p>
+    <w:p>
+      <w:pPr>
+        <w:pStyle w:val="Heading3"/>
+        <w:tabs>
+          <w:tab w:pos="11119" w:val="right"/>
+        </w:tabs>
       </w:pPr>
       <w:r>
         <w:rPr>
@@ -2180,28 +2280,13 @@
         <w:t>Teletext India</w:t>
       </w:r>
       <w:r>
+        <w:tab/>
+      </w:r>
+      <w:r>
         <w:rPr>
           <w:color w:val="000000"/>
         </w:rPr>
-        <w:t xml:space="preserve"> · Senior Software Engineer</w:t>
-      </w:r>
-      <w:r>
-        <w:rPr>
-          <w:color w:val="000000"/>
-        </w:rPr>
-        <w:t xml:space="preserve"> · Mar 2016 – </w:t>
-      </w:r>
-      <w:r>
-        <w:rPr>
-          <w:color w:val="000000"/>
-        </w:rPr>
-        <w:t>Mar 2017</w:t>
-      </w:r>
-      <w:r>
-        <w:rPr>
-          <w:color w:val="000000"/>
-        </w:rPr>
-        <w:t xml:space="preserve"> · Hyderabad</w:t>
+        <w:t>Hyderabad</w:t>
       </w:r>
     </w:p>
     <w:p>
@@ -2336,6 +2421,38 @@
       <w:pPr>
         <w:pStyle w:val="Heading3"/>
         <w:shd w:val="clear" w:color="auto" w:fill="EBF4FE"/>
+        <w:tabs>
+          <w:tab w:pos="11119" w:val="right"/>
+        </w:tabs>
+      </w:pPr>
+      <w:r>
+        <w:rPr>
+          <w:b/>
+        </w:rPr>
+        <w:t>Technical Architect</w:t>
+      </w:r>
+      <w:r>
+        <w:tab/>
+      </w:r>
+      <w:r>
+        <w:rPr>
+          <w:color w:val="000000"/>
+        </w:rPr>
+        <w:t xml:space="preserve">May '15 - </w:t>
+      </w:r>
+      <w:r>
+        <w:rPr>
+          <w:color w:val="000000"/>
+        </w:rPr>
+        <w:t>Nov '15</w:t>
+      </w:r>
+    </w:p>
+    <w:p>
+      <w:pPr>
+        <w:pStyle w:val="Heading3"/>
+        <w:tabs>
+          <w:tab w:pos="11119" w:val="right"/>
+        </w:tabs>
       </w:pPr>
       <w:r>
         <w:rPr>
@@ -2344,28 +2461,13 @@
         <w:t>CURA Software Solutions</w:t>
       </w:r>
       <w:r>
+        <w:tab/>
+      </w:r>
+      <w:r>
         <w:rPr>
           <w:color w:val="000000"/>
         </w:rPr>
-        <w:t xml:space="preserve"> · Technical Architect</w:t>
-      </w:r>
-      <w:r>
-        <w:rPr>
-          <w:color w:val="000000"/>
-        </w:rPr>
-        <w:t xml:space="preserve"> · May 2015 – </w:t>
-      </w:r>
-      <w:r>
-        <w:rPr>
-          <w:color w:val="000000"/>
-        </w:rPr>
-        <w:t>Nov 2015</w:t>
-      </w:r>
-      <w:r>
-        <w:rPr>
-          <w:color w:val="000000"/>
-        </w:rPr>
-        <w:t xml:space="preserve"> · Hyderabad</w:t>
+        <w:t>Hyderabad</w:t>
       </w:r>
     </w:p>
     <w:p>
@@ -2465,6 +2567,38 @@
       <w:pPr>
         <w:pStyle w:val="Heading3"/>
         <w:shd w:val="clear" w:color="auto" w:fill="EBF4FE"/>
+        <w:tabs>
+          <w:tab w:pos="11119" w:val="right"/>
+        </w:tabs>
+      </w:pPr>
+      <w:r>
+        <w:rPr>
+          <w:b/>
+        </w:rPr>
+        <w:t>Technical Lead</w:t>
+      </w:r>
+      <w:r>
+        <w:tab/>
+      </w:r>
+      <w:r>
+        <w:rPr>
+          <w:color w:val="000000"/>
+        </w:rPr>
+        <w:t xml:space="preserve">Jul '13 - </w:t>
+      </w:r>
+      <w:r>
+        <w:rPr>
+          <w:color w:val="000000"/>
+        </w:rPr>
+        <w:t>May '15</w:t>
+      </w:r>
+    </w:p>
+    <w:p>
+      <w:pPr>
+        <w:pStyle w:val="Heading3"/>
+        <w:tabs>
+          <w:tab w:pos="11119" w:val="right"/>
+        </w:tabs>
       </w:pPr>
       <w:r>
         <w:rPr>
@@ -2473,28 +2607,13 @@
         <w:t>innRoad India Hotel Software</w:t>
       </w:r>
       <w:r>
+        <w:tab/>
+      </w:r>
+      <w:r>
         <w:rPr>
           <w:color w:val="000000"/>
         </w:rPr>
-        <w:t xml:space="preserve"> · Technical Lead</w:t>
-      </w:r>
-      <w:r>
-        <w:rPr>
-          <w:color w:val="000000"/>
-        </w:rPr>
-        <w:t xml:space="preserve"> · Jul 2013 – </w:t>
-      </w:r>
-      <w:r>
-        <w:rPr>
-          <w:color w:val="000000"/>
-        </w:rPr>
-        <w:t>May 2015</w:t>
-      </w:r>
-      <w:r>
-        <w:rPr>
-          <w:color w:val="000000"/>
-        </w:rPr>
-        <w:t xml:space="preserve"> · Hyderabad</w:t>
+        <w:t>Hyderabad</w:t>
       </w:r>
     </w:p>
     <w:p>
@@ -2606,6 +2725,38 @@
       <w:pPr>
         <w:pStyle w:val="Heading3"/>
         <w:shd w:val="clear" w:color="auto" w:fill="EBF4FE"/>
+        <w:tabs>
+          <w:tab w:pos="11119" w:val="right"/>
+        </w:tabs>
+      </w:pPr>
+      <w:r>
+        <w:rPr>
+          <w:b/>
+        </w:rPr>
+        <w:t>Software Architect</w:t>
+      </w:r>
+      <w:r>
+        <w:tab/>
+      </w:r>
+      <w:r>
+        <w:rPr>
+          <w:color w:val="000000"/>
+        </w:rPr>
+        <w:t xml:space="preserve">Jun '12 - </w:t>
+      </w:r>
+      <w:r>
+        <w:rPr>
+          <w:color w:val="000000"/>
+        </w:rPr>
+        <w:t>May '13</w:t>
+      </w:r>
+    </w:p>
+    <w:p>
+      <w:pPr>
+        <w:pStyle w:val="Heading3"/>
+        <w:tabs>
+          <w:tab w:pos="11119" w:val="right"/>
+        </w:tabs>
       </w:pPr>
       <w:r>
         <w:rPr>
@@ -2614,28 +2765,13 @@
         <w:t>McDonald's Corporation</w:t>
       </w:r>
       <w:r>
+        <w:tab/>
+      </w:r>
+      <w:r>
         <w:rPr>
           <w:color w:val="000000"/>
         </w:rPr>
-        <w:t xml:space="preserve"> · Software Architect</w:t>
-      </w:r>
-      <w:r>
-        <w:rPr>
-          <w:color w:val="000000"/>
-        </w:rPr>
-        <w:t xml:space="preserve"> · Jun 2012 – </w:t>
-      </w:r>
-      <w:r>
-        <w:rPr>
-          <w:color w:val="000000"/>
-        </w:rPr>
-        <w:t>May 2013</w:t>
-      </w:r>
-      <w:r>
-        <w:rPr>
-          <w:color w:val="000000"/>
-        </w:rPr>
-        <w:t xml:space="preserve"> · Oak Brook, IL</w:t>
+        <w:t>Oak Brook, IL</w:t>
       </w:r>
     </w:p>
     <w:p>
@@ -2726,6 +2862,38 @@
       <w:pPr>
         <w:pStyle w:val="Heading3"/>
         <w:shd w:val="clear" w:color="auto" w:fill="EBF4FE"/>
+        <w:tabs>
+          <w:tab w:pos="11119" w:val="right"/>
+        </w:tabs>
+      </w:pPr>
+      <w:r>
+        <w:rPr>
+          <w:b/>
+        </w:rPr>
+        <w:t>Senior Java Developer</w:t>
+      </w:r>
+      <w:r>
+        <w:tab/>
+      </w:r>
+      <w:r>
+        <w:rPr>
+          <w:color w:val="000000"/>
+        </w:rPr>
+        <w:t xml:space="preserve">Apr '08 - </w:t>
+      </w:r>
+      <w:r>
+        <w:rPr>
+          <w:color w:val="000000"/>
+        </w:rPr>
+        <w:t>May '12</w:t>
+      </w:r>
+    </w:p>
+    <w:p>
+      <w:pPr>
+        <w:pStyle w:val="Heading3"/>
+        <w:tabs>
+          <w:tab w:pos="11119" w:val="right"/>
+        </w:tabs>
       </w:pPr>
       <w:r>
         <w:rPr>
@@ -2734,28 +2902,13 @@
         <w:t>El Paso Corporation</w:t>
       </w:r>
       <w:r>
+        <w:tab/>
+      </w:r>
+      <w:r>
         <w:rPr>
           <w:color w:val="000000"/>
         </w:rPr>
-        <w:t xml:space="preserve"> · Senior Java Developer</w:t>
-      </w:r>
-      <w:r>
-        <w:rPr>
-          <w:color w:val="000000"/>
-        </w:rPr>
-        <w:t xml:space="preserve"> · Apr 2008 – </w:t>
-      </w:r>
-      <w:r>
-        <w:rPr>
-          <w:color w:val="000000"/>
-        </w:rPr>
-        <w:t>May 2012</w:t>
-      </w:r>
-      <w:r>
-        <w:rPr>
-          <w:color w:val="000000"/>
-        </w:rPr>
-        <w:t xml:space="preserve"> · Houston, TX</w:t>
+        <w:t>Houston, TX</w:t>
       </w:r>
     </w:p>
     <w:p>
@@ -2878,6 +3031,38 @@
       <w:pPr>
         <w:pStyle w:val="Heading3"/>
         <w:shd w:val="clear" w:color="auto" w:fill="EBF4FE"/>
+        <w:tabs>
+          <w:tab w:pos="11119" w:val="right"/>
+        </w:tabs>
+      </w:pPr>
+      <w:r>
+        <w:rPr>
+          <w:b/>
+        </w:rPr>
+        <w:t>.NET Developer</w:t>
+      </w:r>
+      <w:r>
+        <w:tab/>
+      </w:r>
+      <w:r>
+        <w:rPr>
+          <w:color w:val="000000"/>
+        </w:rPr>
+        <w:t xml:space="preserve">Apr '07 - </w:t>
+      </w:r>
+      <w:r>
+        <w:rPr>
+          <w:color w:val="000000"/>
+        </w:rPr>
+        <w:t>Apr '08</w:t>
+      </w:r>
+    </w:p>
+    <w:p>
+      <w:pPr>
+        <w:pStyle w:val="Heading3"/>
+        <w:tabs>
+          <w:tab w:pos="11119" w:val="right"/>
+        </w:tabs>
       </w:pPr>
       <w:r>
         <w:rPr>
@@ -2886,28 +3071,13 @@
         <w:t>LyntonWeb</w:t>
       </w:r>
       <w:r>
+        <w:tab/>
+      </w:r>
+      <w:r>
         <w:rPr>
           <w:color w:val="000000"/>
         </w:rPr>
-        <w:t xml:space="preserve"> · .NET Developer</w:t>
-      </w:r>
-      <w:r>
-        <w:rPr>
-          <w:color w:val="000000"/>
-        </w:rPr>
-        <w:t xml:space="preserve"> · Apr 2007 – </w:t>
-      </w:r>
-      <w:r>
-        <w:rPr>
-          <w:color w:val="000000"/>
-        </w:rPr>
-        <w:t>Apr 2008</w:t>
-      </w:r>
-      <w:r>
-        <w:rPr>
-          <w:color w:val="000000"/>
-        </w:rPr>
-        <w:t xml:space="preserve"> · Houston, TX</w:t>
+        <w:t>Houston, TX</w:t>
       </w:r>
     </w:p>
     <w:p>
@@ -2989,6 +3159,9 @@
       <w:pPr>
         <w:pStyle w:val="Heading3"/>
         <w:shd w:val="clear" w:color="auto" w:fill="EBF4FE"/>
+        <w:tabs>
+          <w:tab w:pos="11119" w:val="right"/>
+        </w:tabs>
       </w:pPr>
       <w:r>
         <w:rPr>
@@ -2997,16 +3170,33 @@
         <w:t>MS Computer Science</w:t>
       </w:r>
       <w:r>
+        <w:tab/>
+      </w:r>
+      <w:r>
         <w:rPr>
           <w:color w:val="000000"/>
         </w:rPr>
-        <w:t>, University of Houston (Aug 2004 – Dec 2007)</w:t>
+        <w:t>Aug '04 - Dec '07</w:t>
+      </w:r>
+    </w:p>
+    <w:p>
+      <w:pPr>
+        <w:pStyle w:val="Heading3"/>
+      </w:pPr>
+      <w:r>
+        <w:rPr>
+          <w:b/>
+        </w:rPr>
+        <w:t>University of Houston</w:t>
       </w:r>
     </w:p>
     <w:p>
       <w:pPr>
         <w:pStyle w:val="Heading3"/>
         <w:shd w:val="clear" w:color="auto" w:fill="EBF4FE"/>
+        <w:tabs>
+          <w:tab w:pos="11119" w:val="right"/>
+        </w:tabs>
       </w:pPr>
       <w:r>
         <w:rPr>
@@ -3015,10 +3205,24 @@
         <w:t>PG Diploma in Artificial Intelligence / Machine Learning</w:t>
       </w:r>
       <w:r>
+        <w:tab/>
+      </w:r>
+      <w:r>
         <w:rPr>
           <w:color w:val="000000"/>
         </w:rPr>
-        <w:t>, IIIT Bangalore (Jan 2021)</w:t>
+        <w:t>Jan '21</w:t>
+      </w:r>
+    </w:p>
+    <w:p>
+      <w:pPr>
+        <w:pStyle w:val="Heading3"/>
+      </w:pPr>
+      <w:r>
+        <w:rPr>
+          <w:b/>
+        </w:rPr>
+        <w:t>IIIT Bangalore</w:t>
       </w:r>
     </w:p>
     <w:sectPr>
